--- a/How to Run the Gauntlet Model.docx
+++ b/How to Run the Gauntlet Model.docx
@@ -184,7 +184,13 @@
     </w:p>
     <w:p>
       <w:r>
-        <w:t>See the document titled “The Ingredient List.docx” for more information about the data that is needed to run this model. For each population of pinnipeds, we require the abundance of the source population, which is defined as the group of pinnipeds that might enter the Gauntlet to forage at some point during the model run. For each run of salmon, we require the abundance of the run, the peak arrival date, residence time in the Gauntlet, and caloric value (can be estimated from length or weight data).</w:t>
+        <w:t xml:space="preserve">See the document titled “The Ingredient List.docx” for </w:t>
+      </w:r>
+      <w:r>
+        <w:t>a succinct list of</w:t>
+      </w:r>
+      <w:r>
+        <w:t xml:space="preserve"> the data that is needed to run this model. For each population of pinnipeds, we require the abundance of the source population, which is defined as the group of pinnipeds that might enter the Gauntlet to forage at some point during the model run. For each run of salmon, we require the abundance of the run, the peak arrival date, residence time in the Gauntlet, and caloric value (can be estimated from length or weight data).</w:t>
       </w:r>
       <w:r>
         <w:t xml:space="preserve"> Additional information about pinniped diet preferences, foraging behavior, </w:t>
@@ -680,10 +686,7 @@
       <w:proofErr w:type="spellEnd"/>
       <w:proofErr w:type="gramEnd"/>
       <w:r>
-        <w:t>”). The original data used to simulate more networks is in “social_network_associations_zac_EMB.csv”.</w:t>
-      </w:r>
-      <w:r>
-        <w:t xml:space="preserve"> This simulated </w:t>
+        <w:t xml:space="preserve">”). The original data used to simulate more networks is in “social_network_associations_zac_EMB.csv”. This simulated </w:t>
       </w:r>
       <w:r>
         <w:lastRenderedPageBreak/>
